--- a/Sup_Tables.docx
+++ b/Sup_Tables.docx
@@ -9,14 +9,14 @@
       </w:tblPr>
       <w:tblGrid>
         <w:gridCol w:w="1406"/>
-        <w:gridCol w:w="3829"/>
+        <w:gridCol w:w="2684"/>
         <w:gridCol w:w="961"/>
         <w:gridCol w:w="1160"/>
-        <w:gridCol w:w="1084"/>
+        <w:gridCol w:w="1078"/>
         <w:gridCol w:w="1031"/>
         <w:gridCol w:w="889"/>
         <w:gridCol w:w="1063"/>
-        <w:gridCol w:w="1205"/>
+        <w:gridCol w:w="1192"/>
         <w:gridCol w:w="1009"/>
       </w:tblGrid>
       <w:tr>
@@ -97,6 +97,7 @@
           </w:tcPr>
           <w:p>
             <w:pPr>
+              <w:jc w:val="right"/>
               <w:rPr>
                 <w:rFonts w:ascii="Aptos Narrow" w:eastAsia="Times New Roman" w:hAnsi="Aptos Narrow" w:cs="Times New Roman"/>
                 <w:color w:val="000000"/>
@@ -144,6 +145,7 @@
           </w:tcPr>
           <w:p>
             <w:pPr>
+              <w:jc w:val="right"/>
               <w:rPr>
                 <w:rFonts w:ascii="Aptos Narrow" w:eastAsia="Times New Roman" w:hAnsi="Aptos Narrow" w:cs="Times New Roman"/>
                 <w:color w:val="000000"/>
@@ -201,6 +203,7 @@
           </w:tcPr>
           <w:p>
             <w:pPr>
+              <w:jc w:val="right"/>
               <w:rPr>
                 <w:rFonts w:ascii="Aptos Narrow" w:eastAsia="Times New Roman" w:hAnsi="Aptos Narrow" w:cs="Times New Roman"/>
                 <w:color w:val="000000"/>
@@ -238,6 +241,7 @@
           </w:tcPr>
           <w:p>
             <w:pPr>
+              <w:jc w:val="right"/>
               <w:rPr>
                 <w:rFonts w:ascii="Aptos Narrow" w:eastAsia="Times New Roman" w:hAnsi="Aptos Narrow" w:cs="Times New Roman"/>
                 <w:color w:val="000000"/>
@@ -297,6 +301,7 @@
           </w:tcPr>
           <w:p>
             <w:pPr>
+              <w:jc w:val="right"/>
               <w:rPr>
                 <w:rFonts w:ascii="Aptos Narrow" w:eastAsia="Times New Roman" w:hAnsi="Aptos Narrow" w:cs="Times New Roman"/>
                 <w:color w:val="000000"/>
@@ -334,6 +339,7 @@
           </w:tcPr>
           <w:p>
             <w:pPr>
+              <w:jc w:val="right"/>
               <w:rPr>
                 <w:rFonts w:ascii="Aptos Narrow" w:eastAsia="Times New Roman" w:hAnsi="Aptos Narrow" w:cs="Times New Roman"/>
                 <w:color w:val="000000"/>
@@ -371,6 +377,7 @@
           </w:tcPr>
           <w:p>
             <w:pPr>
+              <w:jc w:val="right"/>
               <w:rPr>
                 <w:rFonts w:ascii="Aptos Narrow" w:eastAsia="Times New Roman" w:hAnsi="Aptos Narrow" w:cs="Times New Roman"/>
                 <w:color w:val="000000"/>
@@ -408,6 +415,7 @@
           </w:tcPr>
           <w:p>
             <w:pPr>
+              <w:jc w:val="right"/>
               <w:rPr>
                 <w:rFonts w:ascii="Aptos Narrow" w:eastAsia="Times New Roman" w:hAnsi="Aptos Narrow" w:cs="Times New Roman"/>
                 <w:color w:val="000000"/>
@@ -508,7 +516,19 @@
                 <w:lang w:eastAsia="en-GB"/>
                 <w14:ligatures w14:val="none"/>
               </w:rPr>
-              <w:t>MLD_obs</w:t>
+              <w:t>MLD_</w:t>
+            </w:r>
+            <w:r>
+              <w:rPr>
+                <w:rFonts w:ascii="Aptos Narrow" w:eastAsia="Times New Roman" w:hAnsi="Aptos Narrow" w:cs="Times New Roman"/>
+                <w:b/>
+                <w:bCs/>
+                <w:color w:val="000000"/>
+                <w:kern w:val="0"/>
+                <w:lang w:eastAsia="en-GB"/>
+                <w14:ligatures w14:val="none"/>
+              </w:rPr>
+              <w:t>vars</w:t>
             </w:r>
             <w:proofErr w:type="spellEnd"/>
             <w:r>
@@ -521,71 +541,66 @@
                 <w:lang w:eastAsia="en-GB"/>
                 <w14:ligatures w14:val="none"/>
               </w:rPr>
-              <w:t xml:space="preserve"> + </w:t>
-            </w:r>
-            <w:proofErr w:type="spellStart"/>
-            <w:r>
-              <w:rPr>
-                <w:rFonts w:ascii="Aptos Narrow" w:eastAsia="Times New Roman" w:hAnsi="Aptos Narrow" w:cs="Times New Roman"/>
-                <w:b/>
-                <w:bCs/>
-                <w:color w:val="000000"/>
-                <w:kern w:val="0"/>
-                <w:lang w:eastAsia="en-GB"/>
-                <w14:ligatures w14:val="none"/>
-              </w:rPr>
-              <w:t>MLD_pred</w:t>
-            </w:r>
-            <w:proofErr w:type="spellEnd"/>
-            <w:r>
-              <w:rPr>
-                <w:rFonts w:ascii="Aptos Narrow" w:eastAsia="Times New Roman" w:hAnsi="Aptos Narrow" w:cs="Times New Roman"/>
-                <w:b/>
-                <w:bCs/>
-                <w:color w:val="000000"/>
-                <w:kern w:val="0"/>
-                <w:lang w:eastAsia="en-GB"/>
-                <w14:ligatures w14:val="none"/>
-              </w:rPr>
-              <w:t xml:space="preserve"> + time + month</w:t>
-            </w:r>
-          </w:p>
-        </w:tc>
-        <w:tc>
-          <w:tcPr>
-            <w:tcW w:w="0" w:type="auto"/>
-            <w:tcBorders>
-              <w:top w:val="nil"/>
-              <w:left w:val="nil"/>
-              <w:bottom w:val="nil"/>
-              <w:right w:val="nil"/>
-            </w:tcBorders>
-            <w:noWrap/>
-            <w:vAlign w:val="bottom"/>
-            <w:hideMark/>
-          </w:tcPr>
-          <w:p>
-            <w:pPr>
-              <w:jc w:val="right"/>
-              <w:rPr>
-                <w:rFonts w:ascii="Aptos Narrow" w:eastAsia="Times New Roman" w:hAnsi="Aptos Narrow" w:cs="Times New Roman"/>
-                <w:b/>
-                <w:bCs/>
-                <w:color w:val="000000"/>
-                <w:kern w:val="0"/>
-                <w:lang w:eastAsia="en-GB"/>
-                <w14:ligatures w14:val="none"/>
-              </w:rPr>
-            </w:pPr>
-            <w:r>
-              <w:rPr>
-                <w:rFonts w:ascii="Aptos Narrow" w:eastAsia="Times New Roman" w:hAnsi="Aptos Narrow" w:cs="Times New Roman"/>
-                <w:b/>
-                <w:bCs/>
-                <w:color w:val="000000"/>
-                <w:kern w:val="0"/>
-                <w:lang w:eastAsia="en-GB"/>
-                <w14:ligatures w14:val="none"/>
+              <w:t xml:space="preserve"> </w:t>
+            </w:r>
+            <w:r>
+              <w:rPr>
+                <w:rFonts w:ascii="Aptos Narrow" w:eastAsia="Times New Roman" w:hAnsi="Aptos Narrow" w:cs="Times New Roman"/>
+                <w:b/>
+                <w:bCs/>
+                <w:color w:val="000000"/>
+                <w:kern w:val="0"/>
+                <w:lang w:eastAsia="en-GB"/>
+                <w14:ligatures w14:val="none"/>
+              </w:rPr>
+              <w:t xml:space="preserve">+ </w:t>
+            </w:r>
+            <w:r>
+              <w:rPr>
+                <w:rFonts w:ascii="Aptos Narrow" w:eastAsia="Times New Roman" w:hAnsi="Aptos Narrow" w:cs="Times New Roman"/>
+                <w:b/>
+                <w:bCs/>
+                <w:color w:val="000000"/>
+                <w:kern w:val="0"/>
+                <w:lang w:eastAsia="en-GB"/>
+                <w14:ligatures w14:val="none"/>
+              </w:rPr>
+              <w:t>time + month</w:t>
+            </w:r>
+          </w:p>
+        </w:tc>
+        <w:tc>
+          <w:tcPr>
+            <w:tcW w:w="0" w:type="auto"/>
+            <w:tcBorders>
+              <w:top w:val="nil"/>
+              <w:left w:val="nil"/>
+              <w:bottom w:val="nil"/>
+              <w:right w:val="nil"/>
+            </w:tcBorders>
+            <w:noWrap/>
+            <w:vAlign w:val="bottom"/>
+            <w:hideMark/>
+          </w:tcPr>
+          <w:p>
+            <w:pPr>
+              <w:jc w:val="right"/>
+              <w:rPr>
+                <w:rFonts w:ascii="Aptos Narrow" w:eastAsia="Times New Roman" w:hAnsi="Aptos Narrow" w:cs="Times New Roman"/>
+                <w:b/>
+                <w:bCs/>
+                <w:color w:val="000000"/>
+                <w:kern w:val="0"/>
+                <w:lang w:eastAsia="en-GB"/>
+                <w14:ligatures w14:val="none"/>
+              </w:rPr>
+            </w:pPr>
+            <w:r>
+              <w:rPr>
+                <w:rFonts w:ascii="Aptos Narrow" w:hAnsi="Aptos Narrow"/>
+                <w:b/>
+                <w:bCs/>
+                <w:color w:val="000000"/>
               </w:rPr>
               <w:t>0.00</w:t>
             </w:r>
@@ -619,13 +634,10 @@
             </w:pPr>
             <w:r>
               <w:rPr>
-                <w:rFonts w:ascii="Aptos Narrow" w:eastAsia="Times New Roman" w:hAnsi="Aptos Narrow" w:cs="Times New Roman"/>
-                <w:b/>
-                <w:bCs/>
-                <w:color w:val="000000"/>
-                <w:kern w:val="0"/>
-                <w:lang w:eastAsia="en-GB"/>
-                <w14:ligatures w14:val="none"/>
+                <w:rFonts w:ascii="Aptos Narrow" w:hAnsi="Aptos Narrow"/>
+                <w:b/>
+                <w:bCs/>
+                <w:color w:val="000000"/>
               </w:rPr>
               <w:t>0.00</w:t>
             </w:r>
@@ -659,215 +671,197 @@
             </w:pPr>
             <w:r>
               <w:rPr>
-                <w:rFonts w:ascii="Aptos Narrow" w:eastAsia="Times New Roman" w:hAnsi="Aptos Narrow" w:cs="Times New Roman"/>
-                <w:b/>
-                <w:bCs/>
-                <w:color w:val="000000"/>
-                <w:kern w:val="0"/>
-                <w:lang w:eastAsia="en-GB"/>
-                <w14:ligatures w14:val="none"/>
-              </w:rPr>
-              <w:t>-7304.07</w:t>
-            </w:r>
-          </w:p>
-        </w:tc>
-        <w:tc>
-          <w:tcPr>
-            <w:tcW w:w="0" w:type="auto"/>
-            <w:tcBorders>
-              <w:top w:val="nil"/>
-              <w:left w:val="nil"/>
-              <w:bottom w:val="nil"/>
-              <w:right w:val="nil"/>
-            </w:tcBorders>
-            <w:noWrap/>
-            <w:vAlign w:val="bottom"/>
-            <w:hideMark/>
-          </w:tcPr>
-          <w:p>
-            <w:pPr>
-              <w:jc w:val="right"/>
-              <w:rPr>
-                <w:rFonts w:ascii="Aptos Narrow" w:eastAsia="Times New Roman" w:hAnsi="Aptos Narrow" w:cs="Times New Roman"/>
-                <w:b/>
-                <w:bCs/>
-                <w:color w:val="000000"/>
-                <w:kern w:val="0"/>
-                <w:lang w:eastAsia="en-GB"/>
-                <w14:ligatures w14:val="none"/>
-              </w:rPr>
-            </w:pPr>
-            <w:r>
-              <w:rPr>
-                <w:rFonts w:ascii="Aptos Narrow" w:eastAsia="Times New Roman" w:hAnsi="Aptos Narrow" w:cs="Times New Roman"/>
-                <w:b/>
-                <w:bCs/>
-                <w:color w:val="000000"/>
-                <w:kern w:val="0"/>
-                <w:lang w:eastAsia="en-GB"/>
-                <w14:ligatures w14:val="none"/>
-              </w:rPr>
-              <w:t>33.48</w:t>
-            </w:r>
-          </w:p>
-        </w:tc>
-        <w:tc>
-          <w:tcPr>
-            <w:tcW w:w="0" w:type="auto"/>
-            <w:tcBorders>
-              <w:top w:val="nil"/>
-              <w:left w:val="nil"/>
-              <w:bottom w:val="nil"/>
-              <w:right w:val="nil"/>
-            </w:tcBorders>
-            <w:noWrap/>
-            <w:vAlign w:val="bottom"/>
-            <w:hideMark/>
-          </w:tcPr>
-          <w:p>
-            <w:pPr>
-              <w:jc w:val="right"/>
-              <w:rPr>
-                <w:rFonts w:ascii="Aptos Narrow" w:eastAsia="Times New Roman" w:hAnsi="Aptos Narrow" w:cs="Times New Roman"/>
-                <w:b/>
-                <w:bCs/>
-                <w:color w:val="000000"/>
-                <w:kern w:val="0"/>
-                <w:lang w:eastAsia="en-GB"/>
-                <w14:ligatures w14:val="none"/>
-              </w:rPr>
-            </w:pPr>
-            <w:r>
-              <w:rPr>
-                <w:rFonts w:ascii="Aptos Narrow" w:eastAsia="Times New Roman" w:hAnsi="Aptos Narrow" w:cs="Times New Roman"/>
-                <w:b/>
-                <w:bCs/>
-                <w:color w:val="000000"/>
-                <w:kern w:val="0"/>
-                <w:lang w:eastAsia="en-GB"/>
-                <w14:ligatures w14:val="none"/>
-              </w:rPr>
-              <w:t>274.04</w:t>
-            </w:r>
-          </w:p>
-        </w:tc>
-        <w:tc>
-          <w:tcPr>
-            <w:tcW w:w="0" w:type="auto"/>
-            <w:tcBorders>
-              <w:top w:val="nil"/>
-              <w:left w:val="nil"/>
-              <w:bottom w:val="nil"/>
-              <w:right w:val="nil"/>
-            </w:tcBorders>
-            <w:noWrap/>
-            <w:vAlign w:val="bottom"/>
-            <w:hideMark/>
-          </w:tcPr>
-          <w:p>
-            <w:pPr>
-              <w:jc w:val="right"/>
-              <w:rPr>
-                <w:rFonts w:ascii="Aptos Narrow" w:eastAsia="Times New Roman" w:hAnsi="Aptos Narrow" w:cs="Times New Roman"/>
-                <w:b/>
-                <w:bCs/>
-                <w:color w:val="000000"/>
-                <w:kern w:val="0"/>
-                <w:lang w:eastAsia="en-GB"/>
-                <w14:ligatures w14:val="none"/>
-              </w:rPr>
-            </w:pPr>
-            <w:r>
-              <w:rPr>
-                <w:rFonts w:ascii="Aptos Narrow" w:eastAsia="Times New Roman" w:hAnsi="Aptos Narrow" w:cs="Times New Roman"/>
-                <w:b/>
-                <w:bCs/>
-                <w:color w:val="000000"/>
-                <w:kern w:val="0"/>
-                <w:lang w:eastAsia="en-GB"/>
-                <w14:ligatures w14:val="none"/>
-              </w:rPr>
-              <w:t>3.11</w:t>
-            </w:r>
-          </w:p>
-        </w:tc>
-        <w:tc>
-          <w:tcPr>
-            <w:tcW w:w="0" w:type="auto"/>
-            <w:tcBorders>
-              <w:top w:val="nil"/>
-              <w:left w:val="nil"/>
-              <w:bottom w:val="nil"/>
-              <w:right w:val="nil"/>
-            </w:tcBorders>
-            <w:noWrap/>
-            <w:vAlign w:val="bottom"/>
-            <w:hideMark/>
-          </w:tcPr>
-          <w:p>
-            <w:pPr>
-              <w:jc w:val="right"/>
-              <w:rPr>
-                <w:rFonts w:ascii="Aptos Narrow" w:eastAsia="Times New Roman" w:hAnsi="Aptos Narrow" w:cs="Times New Roman"/>
-                <w:b/>
-                <w:bCs/>
-                <w:color w:val="000000"/>
-                <w:kern w:val="0"/>
-                <w:lang w:eastAsia="en-GB"/>
-                <w14:ligatures w14:val="none"/>
-              </w:rPr>
-            </w:pPr>
-            <w:r>
-              <w:rPr>
-                <w:rFonts w:ascii="Aptos Narrow" w:eastAsia="Times New Roman" w:hAnsi="Aptos Narrow" w:cs="Times New Roman"/>
-                <w:b/>
-                <w:bCs/>
-                <w:color w:val="000000"/>
-                <w:kern w:val="0"/>
-                <w:lang w:eastAsia="en-GB"/>
-                <w14:ligatures w14:val="none"/>
-              </w:rPr>
-              <w:t>14608.14</w:t>
-            </w:r>
-          </w:p>
-        </w:tc>
-        <w:tc>
-          <w:tcPr>
-            <w:tcW w:w="0" w:type="auto"/>
-            <w:tcBorders>
-              <w:top w:val="nil"/>
-              <w:left w:val="nil"/>
-              <w:bottom w:val="nil"/>
-              <w:right w:val="nil"/>
-            </w:tcBorders>
-            <w:noWrap/>
-            <w:vAlign w:val="bottom"/>
-            <w:hideMark/>
-          </w:tcPr>
-          <w:p>
-            <w:pPr>
-              <w:jc w:val="right"/>
-              <w:rPr>
-                <w:rFonts w:ascii="Aptos Narrow" w:eastAsia="Times New Roman" w:hAnsi="Aptos Narrow" w:cs="Times New Roman"/>
-                <w:b/>
-                <w:bCs/>
-                <w:color w:val="000000"/>
-                <w:kern w:val="0"/>
-                <w:lang w:eastAsia="en-GB"/>
-                <w14:ligatures w14:val="none"/>
-              </w:rPr>
-            </w:pPr>
-            <w:r>
-              <w:rPr>
-                <w:rFonts w:ascii="Aptos Narrow" w:eastAsia="Times New Roman" w:hAnsi="Aptos Narrow" w:cs="Times New Roman"/>
-                <w:b/>
-                <w:bCs/>
-                <w:color w:val="000000"/>
-                <w:kern w:val="0"/>
-                <w:lang w:eastAsia="en-GB"/>
-                <w14:ligatures w14:val="none"/>
-              </w:rPr>
-              <w:t>66.95</w:t>
+                <w:rFonts w:ascii="Aptos Narrow" w:hAnsi="Aptos Narrow"/>
+                <w:b/>
+                <w:bCs/>
+                <w:color w:val="000000"/>
+              </w:rPr>
+              <w:t>-7101.91</w:t>
+            </w:r>
+          </w:p>
+        </w:tc>
+        <w:tc>
+          <w:tcPr>
+            <w:tcW w:w="0" w:type="auto"/>
+            <w:tcBorders>
+              <w:top w:val="nil"/>
+              <w:left w:val="nil"/>
+              <w:bottom w:val="nil"/>
+              <w:right w:val="nil"/>
+            </w:tcBorders>
+            <w:noWrap/>
+            <w:vAlign w:val="bottom"/>
+            <w:hideMark/>
+          </w:tcPr>
+          <w:p>
+            <w:pPr>
+              <w:jc w:val="right"/>
+              <w:rPr>
+                <w:rFonts w:ascii="Aptos Narrow" w:eastAsia="Times New Roman" w:hAnsi="Aptos Narrow" w:cs="Times New Roman"/>
+                <w:b/>
+                <w:bCs/>
+                <w:color w:val="000000"/>
+                <w:kern w:val="0"/>
+                <w:lang w:eastAsia="en-GB"/>
+                <w14:ligatures w14:val="none"/>
+              </w:rPr>
+            </w:pPr>
+            <w:r>
+              <w:rPr>
+                <w:rFonts w:ascii="Aptos Narrow" w:hAnsi="Aptos Narrow"/>
+                <w:b/>
+                <w:bCs/>
+                <w:color w:val="000000"/>
+              </w:rPr>
+              <w:t>49.58</w:t>
+            </w:r>
+          </w:p>
+        </w:tc>
+        <w:tc>
+          <w:tcPr>
+            <w:tcW w:w="0" w:type="auto"/>
+            <w:tcBorders>
+              <w:top w:val="nil"/>
+              <w:left w:val="nil"/>
+              <w:bottom w:val="nil"/>
+              <w:right w:val="nil"/>
+            </w:tcBorders>
+            <w:noWrap/>
+            <w:vAlign w:val="bottom"/>
+            <w:hideMark/>
+          </w:tcPr>
+          <w:p>
+            <w:pPr>
+              <w:jc w:val="right"/>
+              <w:rPr>
+                <w:rFonts w:ascii="Aptos Narrow" w:eastAsia="Times New Roman" w:hAnsi="Aptos Narrow" w:cs="Times New Roman"/>
+                <w:b/>
+                <w:bCs/>
+                <w:color w:val="000000"/>
+                <w:kern w:val="0"/>
+                <w:lang w:eastAsia="en-GB"/>
+                <w14:ligatures w14:val="none"/>
+              </w:rPr>
+            </w:pPr>
+            <w:r>
+              <w:rPr>
+                <w:rFonts w:ascii="Aptos Narrow" w:hAnsi="Aptos Narrow"/>
+                <w:b/>
+                <w:bCs/>
+                <w:color w:val="000000"/>
+              </w:rPr>
+              <w:t>276.47</w:t>
+            </w:r>
+          </w:p>
+        </w:tc>
+        <w:tc>
+          <w:tcPr>
+            <w:tcW w:w="0" w:type="auto"/>
+            <w:tcBorders>
+              <w:top w:val="nil"/>
+              <w:left w:val="nil"/>
+              <w:bottom w:val="nil"/>
+              <w:right w:val="nil"/>
+            </w:tcBorders>
+            <w:noWrap/>
+            <w:vAlign w:val="bottom"/>
+            <w:hideMark/>
+          </w:tcPr>
+          <w:p>
+            <w:pPr>
+              <w:jc w:val="right"/>
+              <w:rPr>
+                <w:rFonts w:ascii="Aptos Narrow" w:eastAsia="Times New Roman" w:hAnsi="Aptos Narrow" w:cs="Times New Roman"/>
+                <w:b/>
+                <w:bCs/>
+                <w:color w:val="000000"/>
+                <w:kern w:val="0"/>
+                <w:lang w:eastAsia="en-GB"/>
+                <w14:ligatures w14:val="none"/>
+              </w:rPr>
+            </w:pPr>
+            <w:r>
+              <w:rPr>
+                <w:rFonts w:ascii="Aptos Narrow" w:hAnsi="Aptos Narrow"/>
+                <w:b/>
+                <w:bCs/>
+                <w:color w:val="000000"/>
+              </w:rPr>
+              <w:t>6.64</w:t>
+            </w:r>
+          </w:p>
+        </w:tc>
+        <w:tc>
+          <w:tcPr>
+            <w:tcW w:w="0" w:type="auto"/>
+            <w:tcBorders>
+              <w:top w:val="nil"/>
+              <w:left w:val="nil"/>
+              <w:bottom w:val="nil"/>
+              <w:right w:val="nil"/>
+            </w:tcBorders>
+            <w:noWrap/>
+            <w:vAlign w:val="bottom"/>
+            <w:hideMark/>
+          </w:tcPr>
+          <w:p>
+            <w:pPr>
+              <w:jc w:val="right"/>
+              <w:rPr>
+                <w:rFonts w:ascii="Aptos Narrow" w:eastAsia="Times New Roman" w:hAnsi="Aptos Narrow" w:cs="Times New Roman"/>
+                <w:b/>
+                <w:bCs/>
+                <w:color w:val="000000"/>
+                <w:kern w:val="0"/>
+                <w:lang w:eastAsia="en-GB"/>
+                <w14:ligatures w14:val="none"/>
+              </w:rPr>
+            </w:pPr>
+            <w:r>
+              <w:rPr>
+                <w:rFonts w:ascii="Aptos Narrow" w:hAnsi="Aptos Narrow"/>
+                <w:b/>
+                <w:bCs/>
+                <w:color w:val="000000"/>
+              </w:rPr>
+              <w:t>14203.83</w:t>
+            </w:r>
+          </w:p>
+        </w:tc>
+        <w:tc>
+          <w:tcPr>
+            <w:tcW w:w="0" w:type="auto"/>
+            <w:tcBorders>
+              <w:top w:val="nil"/>
+              <w:left w:val="nil"/>
+              <w:bottom w:val="nil"/>
+              <w:right w:val="nil"/>
+            </w:tcBorders>
+            <w:noWrap/>
+            <w:vAlign w:val="bottom"/>
+            <w:hideMark/>
+          </w:tcPr>
+          <w:p>
+            <w:pPr>
+              <w:jc w:val="right"/>
+              <w:rPr>
+                <w:rFonts w:ascii="Aptos Narrow" w:eastAsia="Times New Roman" w:hAnsi="Aptos Narrow" w:cs="Times New Roman"/>
+                <w:b/>
+                <w:bCs/>
+                <w:color w:val="000000"/>
+                <w:kern w:val="0"/>
+                <w:lang w:eastAsia="en-GB"/>
+                <w14:ligatures w14:val="none"/>
+              </w:rPr>
+            </w:pPr>
+            <w:r>
+              <w:rPr>
+                <w:rFonts w:ascii="Aptos Narrow" w:hAnsi="Aptos Narrow"/>
+                <w:b/>
+                <w:bCs/>
+                <w:color w:val="000000"/>
+              </w:rPr>
+              <w:t>99.16</w:t>
             </w:r>
           </w:p>
         </w:tc>
@@ -933,124 +927,115 @@
                 <w:lang w:eastAsia="en-GB"/>
                 <w14:ligatures w14:val="none"/>
               </w:rPr>
-              <w:t>MLD_obs</w:t>
+              <w:t>MLD_</w:t>
+            </w:r>
+            <w:r>
+              <w:rPr>
+                <w:rFonts w:ascii="Aptos Narrow" w:eastAsia="Times New Roman" w:hAnsi="Aptos Narrow" w:cs="Times New Roman"/>
+                <w:color w:val="000000"/>
+                <w:kern w:val="0"/>
+                <w:lang w:eastAsia="en-GB"/>
+                <w14:ligatures w14:val="none"/>
+              </w:rPr>
+              <w:t>vars</w:t>
             </w:r>
             <w:proofErr w:type="spellEnd"/>
-            <w:r>
-              <w:rPr>
-                <w:rFonts w:ascii="Aptos Narrow" w:eastAsia="Times New Roman" w:hAnsi="Aptos Narrow" w:cs="Times New Roman"/>
-                <w:color w:val="000000"/>
-                <w:kern w:val="0"/>
-                <w:lang w:eastAsia="en-GB"/>
-                <w14:ligatures w14:val="none"/>
-              </w:rPr>
-              <w:t xml:space="preserve"> + time + month</w:t>
-            </w:r>
-          </w:p>
-        </w:tc>
-        <w:tc>
-          <w:tcPr>
-            <w:tcW w:w="0" w:type="auto"/>
-            <w:tcBorders>
-              <w:top w:val="nil"/>
-              <w:left w:val="nil"/>
-              <w:bottom w:val="nil"/>
-              <w:right w:val="nil"/>
-            </w:tcBorders>
-            <w:noWrap/>
-            <w:vAlign w:val="bottom"/>
-            <w:hideMark/>
-          </w:tcPr>
-          <w:p>
-            <w:pPr>
-              <w:jc w:val="right"/>
-              <w:rPr>
-                <w:rFonts w:ascii="Aptos Narrow" w:eastAsia="Times New Roman" w:hAnsi="Aptos Narrow" w:cs="Times New Roman"/>
-                <w:color w:val="000000"/>
-                <w:kern w:val="0"/>
-                <w:lang w:eastAsia="en-GB"/>
-                <w14:ligatures w14:val="none"/>
-              </w:rPr>
-            </w:pPr>
-            <w:r>
-              <w:rPr>
-                <w:rFonts w:ascii="Aptos Narrow" w:eastAsia="Times New Roman" w:hAnsi="Aptos Narrow" w:cs="Times New Roman"/>
-                <w:color w:val="000000"/>
-                <w:kern w:val="0"/>
-                <w:lang w:eastAsia="en-GB"/>
-                <w14:ligatures w14:val="none"/>
-              </w:rPr>
-              <w:t>-25.44</w:t>
-            </w:r>
-          </w:p>
-        </w:tc>
-        <w:tc>
-          <w:tcPr>
-            <w:tcW w:w="0" w:type="auto"/>
-            <w:tcBorders>
-              <w:top w:val="nil"/>
-              <w:left w:val="nil"/>
-              <w:bottom w:val="nil"/>
-              <w:right w:val="nil"/>
-            </w:tcBorders>
-            <w:noWrap/>
-            <w:vAlign w:val="bottom"/>
-            <w:hideMark/>
-          </w:tcPr>
-          <w:p>
-            <w:pPr>
-              <w:jc w:val="right"/>
-              <w:rPr>
-                <w:rFonts w:ascii="Aptos Narrow" w:eastAsia="Times New Roman" w:hAnsi="Aptos Narrow" w:cs="Times New Roman"/>
-                <w:color w:val="000000"/>
-                <w:kern w:val="0"/>
-                <w:lang w:eastAsia="en-GB"/>
-                <w14:ligatures w14:val="none"/>
-              </w:rPr>
-            </w:pPr>
-            <w:r>
-              <w:rPr>
-                <w:rFonts w:ascii="Aptos Narrow" w:eastAsia="Times New Roman" w:hAnsi="Aptos Narrow" w:cs="Times New Roman"/>
-                <w:color w:val="000000"/>
-                <w:kern w:val="0"/>
-                <w:lang w:eastAsia="en-GB"/>
-                <w14:ligatures w14:val="none"/>
-              </w:rPr>
-              <w:t>7.06</w:t>
-            </w:r>
-          </w:p>
-        </w:tc>
-        <w:tc>
-          <w:tcPr>
-            <w:tcW w:w="0" w:type="auto"/>
-            <w:tcBorders>
-              <w:top w:val="nil"/>
-              <w:left w:val="nil"/>
-              <w:bottom w:val="nil"/>
-              <w:right w:val="nil"/>
-            </w:tcBorders>
-            <w:noWrap/>
-            <w:vAlign w:val="bottom"/>
-            <w:hideMark/>
-          </w:tcPr>
-          <w:p>
-            <w:pPr>
-              <w:jc w:val="right"/>
-              <w:rPr>
-                <w:rFonts w:ascii="Aptos Narrow" w:eastAsia="Times New Roman" w:hAnsi="Aptos Narrow" w:cs="Times New Roman"/>
-                <w:color w:val="000000"/>
-                <w:kern w:val="0"/>
-                <w:lang w:eastAsia="en-GB"/>
-                <w14:ligatures w14:val="none"/>
-              </w:rPr>
-            </w:pPr>
-            <w:r>
-              <w:rPr>
-                <w:rFonts w:ascii="Aptos Narrow" w:eastAsia="Times New Roman" w:hAnsi="Aptos Narrow" w:cs="Times New Roman"/>
-                <w:color w:val="000000"/>
-                <w:kern w:val="0"/>
-                <w:lang w:eastAsia="en-GB"/>
-                <w14:ligatures w14:val="none"/>
+          </w:p>
+        </w:tc>
+        <w:tc>
+          <w:tcPr>
+            <w:tcW w:w="0" w:type="auto"/>
+            <w:tcBorders>
+              <w:top w:val="nil"/>
+              <w:left w:val="nil"/>
+              <w:bottom w:val="nil"/>
+              <w:right w:val="nil"/>
+            </w:tcBorders>
+            <w:noWrap/>
+            <w:vAlign w:val="bottom"/>
+            <w:hideMark/>
+          </w:tcPr>
+          <w:p>
+            <w:pPr>
+              <w:jc w:val="right"/>
+              <w:rPr>
+                <w:rFonts w:ascii="Aptos Narrow" w:eastAsia="Times New Roman" w:hAnsi="Aptos Narrow" w:cs="Times New Roman"/>
+                <w:color w:val="000000"/>
+                <w:kern w:val="0"/>
+                <w:lang w:eastAsia="en-GB"/>
+                <w14:ligatures w14:val="none"/>
+              </w:rPr>
+            </w:pPr>
+            <w:r>
+              <w:rPr>
+                <w:rFonts w:ascii="Aptos Narrow" w:hAnsi="Aptos Narrow"/>
+                <w:color w:val="000000"/>
+              </w:rPr>
+              <w:t>-227.59</w:t>
+            </w:r>
+          </w:p>
+        </w:tc>
+        <w:tc>
+          <w:tcPr>
+            <w:tcW w:w="0" w:type="auto"/>
+            <w:tcBorders>
+              <w:top w:val="nil"/>
+              <w:left w:val="nil"/>
+              <w:bottom w:val="nil"/>
+              <w:right w:val="nil"/>
+            </w:tcBorders>
+            <w:noWrap/>
+            <w:vAlign w:val="bottom"/>
+            <w:hideMark/>
+          </w:tcPr>
+          <w:p>
+            <w:pPr>
+              <w:jc w:val="right"/>
+              <w:rPr>
+                <w:rFonts w:ascii="Aptos Narrow" w:eastAsia="Times New Roman" w:hAnsi="Aptos Narrow" w:cs="Times New Roman"/>
+                <w:color w:val="000000"/>
+                <w:kern w:val="0"/>
+                <w:lang w:eastAsia="en-GB"/>
+                <w14:ligatures w14:val="none"/>
+              </w:rPr>
+            </w:pPr>
+            <w:r>
+              <w:rPr>
+                <w:rFonts w:ascii="Aptos Narrow" w:hAnsi="Aptos Narrow"/>
+                <w:color w:val="000000"/>
+              </w:rPr>
+              <w:t>36.22</w:t>
+            </w:r>
+          </w:p>
+        </w:tc>
+        <w:tc>
+          <w:tcPr>
+            <w:tcW w:w="0" w:type="auto"/>
+            <w:tcBorders>
+              <w:top w:val="nil"/>
+              <w:left w:val="nil"/>
+              <w:bottom w:val="nil"/>
+              <w:right w:val="nil"/>
+            </w:tcBorders>
+            <w:noWrap/>
+            <w:vAlign w:val="bottom"/>
+            <w:hideMark/>
+          </w:tcPr>
+          <w:p>
+            <w:pPr>
+              <w:jc w:val="right"/>
+              <w:rPr>
+                <w:rFonts w:ascii="Aptos Narrow" w:eastAsia="Times New Roman" w:hAnsi="Aptos Narrow" w:cs="Times New Roman"/>
+                <w:color w:val="000000"/>
+                <w:kern w:val="0"/>
+                <w:lang w:eastAsia="en-GB"/>
+                <w14:ligatures w14:val="none"/>
+              </w:rPr>
+            </w:pPr>
+            <w:r>
+              <w:rPr>
+                <w:rFonts w:ascii="Aptos Narrow" w:hAnsi="Aptos Narrow"/>
+                <w:color w:val="000000"/>
               </w:rPr>
               <w:t>-7329.51</w:t>
             </w:r>
@@ -1082,11 +1067,8 @@
             </w:pPr>
             <w:r>
               <w:rPr>
-                <w:rFonts w:ascii="Aptos Narrow" w:eastAsia="Times New Roman" w:hAnsi="Aptos Narrow" w:cs="Times New Roman"/>
-                <w:color w:val="000000"/>
-                <w:kern w:val="0"/>
-                <w:lang w:eastAsia="en-GB"/>
-                <w14:ligatures w14:val="none"/>
+                <w:rFonts w:ascii="Aptos Narrow" w:hAnsi="Aptos Narrow"/>
+                <w:color w:val="000000"/>
               </w:rPr>
               <w:t>33.11</w:t>
             </w:r>
@@ -1118,11 +1100,8 @@
             </w:pPr>
             <w:r>
               <w:rPr>
-                <w:rFonts w:ascii="Aptos Narrow" w:eastAsia="Times New Roman" w:hAnsi="Aptos Narrow" w:cs="Times New Roman"/>
-                <w:color w:val="000000"/>
-                <w:kern w:val="0"/>
-                <w:lang w:eastAsia="en-GB"/>
-                <w14:ligatures w14:val="none"/>
+                <w:rFonts w:ascii="Aptos Narrow" w:hAnsi="Aptos Narrow"/>
+                <w:color w:val="000000"/>
               </w:rPr>
               <w:t>270.96</w:t>
             </w:r>
@@ -1154,11 +1133,8 @@
             </w:pPr>
             <w:r>
               <w:rPr>
-                <w:rFonts w:ascii="Aptos Narrow" w:eastAsia="Times New Roman" w:hAnsi="Aptos Narrow" w:cs="Times New Roman"/>
-                <w:color w:val="000000"/>
-                <w:kern w:val="0"/>
-                <w:lang w:eastAsia="en-GB"/>
-                <w14:ligatures w14:val="none"/>
+                <w:rFonts w:ascii="Aptos Narrow" w:hAnsi="Aptos Narrow"/>
+                <w:color w:val="000000"/>
               </w:rPr>
               <w:t>3.14</w:t>
             </w:r>
@@ -1190,11 +1166,8 @@
             </w:pPr>
             <w:r>
               <w:rPr>
-                <w:rFonts w:ascii="Aptos Narrow" w:eastAsia="Times New Roman" w:hAnsi="Aptos Narrow" w:cs="Times New Roman"/>
-                <w:color w:val="000000"/>
-                <w:kern w:val="0"/>
-                <w:lang w:eastAsia="en-GB"/>
-                <w14:ligatures w14:val="none"/>
+                <w:rFonts w:ascii="Aptos Narrow" w:hAnsi="Aptos Narrow"/>
+                <w:color w:val="000000"/>
               </w:rPr>
               <w:t>14659.01</w:t>
             </w:r>
@@ -1226,11 +1199,8 @@
             </w:pPr>
             <w:r>
               <w:rPr>
-                <w:rFonts w:ascii="Aptos Narrow" w:eastAsia="Times New Roman" w:hAnsi="Aptos Narrow" w:cs="Times New Roman"/>
-                <w:color w:val="000000"/>
-                <w:kern w:val="0"/>
-                <w:lang w:eastAsia="en-GB"/>
-                <w14:ligatures w14:val="none"/>
+                <w:rFonts w:ascii="Aptos Narrow" w:hAnsi="Aptos Narrow"/>
+                <w:color w:val="000000"/>
               </w:rPr>
               <w:t>66.21</w:t>
             </w:r>
@@ -1325,258 +1295,234 @@
             </w:pPr>
             <w:r>
               <w:rPr>
-                <w:rFonts w:ascii="Aptos Narrow" w:eastAsia="Times New Roman" w:hAnsi="Aptos Narrow" w:cs="Times New Roman"/>
-                <w:color w:val="000000"/>
-                <w:kern w:val="0"/>
-                <w:lang w:eastAsia="en-GB"/>
-                <w14:ligatures w14:val="none"/>
-              </w:rPr>
-              <w:t>-158.82</w:t>
-            </w:r>
-          </w:p>
-        </w:tc>
-        <w:tc>
-          <w:tcPr>
-            <w:tcW w:w="0" w:type="auto"/>
-            <w:tcBorders>
-              <w:top w:val="nil"/>
-              <w:left w:val="nil"/>
-              <w:right w:val="nil"/>
-            </w:tcBorders>
-            <w:noWrap/>
-            <w:vAlign w:val="bottom"/>
-            <w:hideMark/>
-          </w:tcPr>
-          <w:p>
-            <w:pPr>
-              <w:jc w:val="right"/>
-              <w:rPr>
-                <w:rFonts w:ascii="Aptos Narrow" w:eastAsia="Times New Roman" w:hAnsi="Aptos Narrow" w:cs="Times New Roman"/>
-                <w:color w:val="000000"/>
-                <w:kern w:val="0"/>
-                <w:lang w:eastAsia="en-GB"/>
-                <w14:ligatures w14:val="none"/>
-              </w:rPr>
-            </w:pPr>
-            <w:r>
-              <w:rPr>
-                <w:rFonts w:ascii="Aptos Narrow" w:eastAsia="Times New Roman" w:hAnsi="Aptos Narrow" w:cs="Times New Roman"/>
-                <w:color w:val="000000"/>
-                <w:kern w:val="0"/>
-                <w:lang w:eastAsia="en-GB"/>
-                <w14:ligatures w14:val="none"/>
-              </w:rPr>
-              <w:t>17.44</w:t>
-            </w:r>
-          </w:p>
-        </w:tc>
-        <w:tc>
-          <w:tcPr>
-            <w:tcW w:w="0" w:type="auto"/>
-            <w:tcBorders>
-              <w:top w:val="nil"/>
-              <w:left w:val="nil"/>
-              <w:right w:val="nil"/>
-            </w:tcBorders>
-            <w:noWrap/>
-            <w:vAlign w:val="bottom"/>
-            <w:hideMark/>
-          </w:tcPr>
-          <w:p>
-            <w:pPr>
-              <w:jc w:val="right"/>
-              <w:rPr>
-                <w:rFonts w:ascii="Aptos Narrow" w:eastAsia="Times New Roman" w:hAnsi="Aptos Narrow" w:cs="Times New Roman"/>
-                <w:color w:val="000000"/>
-                <w:kern w:val="0"/>
-                <w:lang w:eastAsia="en-GB"/>
-                <w14:ligatures w14:val="none"/>
-              </w:rPr>
-            </w:pPr>
-            <w:r>
-              <w:rPr>
-                <w:rFonts w:ascii="Aptos Narrow" w:eastAsia="Times New Roman" w:hAnsi="Aptos Narrow" w:cs="Times New Roman"/>
-                <w:color w:val="000000"/>
-                <w:kern w:val="0"/>
-                <w:lang w:eastAsia="en-GB"/>
-                <w14:ligatures w14:val="none"/>
-              </w:rPr>
-              <w:t>-7462.89</w:t>
-            </w:r>
-          </w:p>
-        </w:tc>
-        <w:tc>
-          <w:tcPr>
-            <w:tcW w:w="0" w:type="auto"/>
-            <w:tcBorders>
-              <w:top w:val="nil"/>
-              <w:left w:val="nil"/>
-              <w:right w:val="nil"/>
-            </w:tcBorders>
-            <w:noWrap/>
-            <w:vAlign w:val="bottom"/>
-            <w:hideMark/>
-          </w:tcPr>
-          <w:p>
-            <w:pPr>
-              <w:jc w:val="right"/>
-              <w:rPr>
-                <w:rFonts w:ascii="Aptos Narrow" w:eastAsia="Times New Roman" w:hAnsi="Aptos Narrow" w:cs="Times New Roman"/>
-                <w:color w:val="000000"/>
-                <w:kern w:val="0"/>
-                <w:lang w:eastAsia="en-GB"/>
-                <w14:ligatures w14:val="none"/>
-              </w:rPr>
-            </w:pPr>
-            <w:r>
-              <w:rPr>
-                <w:rFonts w:ascii="Aptos Narrow" w:eastAsia="Times New Roman" w:hAnsi="Aptos Narrow" w:cs="Times New Roman"/>
-                <w:color w:val="000000"/>
-                <w:kern w:val="0"/>
-                <w:lang w:eastAsia="en-GB"/>
-                <w14:ligatures w14:val="none"/>
-              </w:rPr>
-              <w:t>27.76</w:t>
-            </w:r>
-          </w:p>
-        </w:tc>
-        <w:tc>
-          <w:tcPr>
-            <w:tcW w:w="0" w:type="auto"/>
-            <w:tcBorders>
-              <w:top w:val="nil"/>
-              <w:left w:val="nil"/>
-              <w:right w:val="nil"/>
-            </w:tcBorders>
-            <w:noWrap/>
-            <w:vAlign w:val="bottom"/>
-            <w:hideMark/>
-          </w:tcPr>
-          <w:p>
-            <w:pPr>
-              <w:jc w:val="right"/>
-              <w:rPr>
-                <w:rFonts w:ascii="Aptos Narrow" w:eastAsia="Times New Roman" w:hAnsi="Aptos Narrow" w:cs="Times New Roman"/>
-                <w:color w:val="000000"/>
-                <w:kern w:val="0"/>
-                <w:lang w:eastAsia="en-GB"/>
-                <w14:ligatures w14:val="none"/>
-              </w:rPr>
-            </w:pPr>
-            <w:r>
-              <w:rPr>
-                <w:rFonts w:ascii="Aptos Narrow" w:eastAsia="Times New Roman" w:hAnsi="Aptos Narrow" w:cs="Times New Roman"/>
-                <w:color w:val="000000"/>
-                <w:kern w:val="0"/>
-                <w:lang w:eastAsia="en-GB"/>
-                <w14:ligatures w14:val="none"/>
-              </w:rPr>
-              <w:t>207.13</w:t>
-            </w:r>
-          </w:p>
-        </w:tc>
-        <w:tc>
-          <w:tcPr>
-            <w:tcW w:w="0" w:type="auto"/>
-            <w:tcBorders>
-              <w:top w:val="nil"/>
-              <w:left w:val="nil"/>
-              <w:right w:val="nil"/>
-            </w:tcBorders>
-            <w:noWrap/>
-            <w:vAlign w:val="bottom"/>
-            <w:hideMark/>
-          </w:tcPr>
-          <w:p>
-            <w:pPr>
-              <w:jc w:val="right"/>
-              <w:rPr>
-                <w:rFonts w:ascii="Aptos Narrow" w:eastAsia="Times New Roman" w:hAnsi="Aptos Narrow" w:cs="Times New Roman"/>
-                <w:color w:val="000000"/>
-                <w:kern w:val="0"/>
-                <w:lang w:eastAsia="en-GB"/>
-                <w14:ligatures w14:val="none"/>
-              </w:rPr>
-            </w:pPr>
-            <w:r>
-              <w:rPr>
-                <w:rFonts w:ascii="Aptos Narrow" w:eastAsia="Times New Roman" w:hAnsi="Aptos Narrow" w:cs="Times New Roman"/>
-                <w:color w:val="000000"/>
-                <w:kern w:val="0"/>
-                <w:lang w:eastAsia="en-GB"/>
-                <w14:ligatures w14:val="none"/>
-              </w:rPr>
-              <w:t>2.13</w:t>
-            </w:r>
-          </w:p>
-        </w:tc>
-        <w:tc>
-          <w:tcPr>
-            <w:tcW w:w="0" w:type="auto"/>
-            <w:tcBorders>
-              <w:top w:val="nil"/>
-              <w:left w:val="nil"/>
-              <w:right w:val="nil"/>
-            </w:tcBorders>
-            <w:noWrap/>
-            <w:vAlign w:val="bottom"/>
-            <w:hideMark/>
-          </w:tcPr>
-          <w:p>
-            <w:pPr>
-              <w:jc w:val="right"/>
-              <w:rPr>
-                <w:rFonts w:ascii="Aptos Narrow" w:eastAsia="Times New Roman" w:hAnsi="Aptos Narrow" w:cs="Times New Roman"/>
-                <w:color w:val="000000"/>
-                <w:kern w:val="0"/>
-                <w:lang w:eastAsia="en-GB"/>
-                <w14:ligatures w14:val="none"/>
-              </w:rPr>
-            </w:pPr>
-            <w:r>
-              <w:rPr>
-                <w:rFonts w:ascii="Aptos Narrow" w:eastAsia="Times New Roman" w:hAnsi="Aptos Narrow" w:cs="Times New Roman"/>
-                <w:color w:val="000000"/>
-                <w:kern w:val="0"/>
-                <w:lang w:eastAsia="en-GB"/>
-                <w14:ligatures w14:val="none"/>
-              </w:rPr>
-              <w:t>14925.78</w:t>
-            </w:r>
-          </w:p>
-        </w:tc>
-        <w:tc>
-          <w:tcPr>
-            <w:tcW w:w="0" w:type="auto"/>
-            <w:tcBorders>
-              <w:top w:val="nil"/>
-              <w:left w:val="nil"/>
-              <w:right w:val="nil"/>
-            </w:tcBorders>
-            <w:noWrap/>
-            <w:vAlign w:val="bottom"/>
-            <w:hideMark/>
-          </w:tcPr>
-          <w:p>
-            <w:pPr>
-              <w:jc w:val="right"/>
-              <w:rPr>
-                <w:rFonts w:ascii="Aptos Narrow" w:eastAsia="Times New Roman" w:hAnsi="Aptos Narrow" w:cs="Times New Roman"/>
-                <w:color w:val="000000"/>
-                <w:kern w:val="0"/>
-                <w:lang w:eastAsia="en-GB"/>
-                <w14:ligatures w14:val="none"/>
-              </w:rPr>
-            </w:pPr>
-            <w:r>
-              <w:rPr>
-                <w:rFonts w:ascii="Aptos Narrow" w:eastAsia="Times New Roman" w:hAnsi="Aptos Narrow" w:cs="Times New Roman"/>
-                <w:color w:val="000000"/>
-                <w:kern w:val="0"/>
-                <w:lang w:eastAsia="en-GB"/>
-                <w14:ligatures w14:val="none"/>
-              </w:rPr>
-              <w:t>55.52</w:t>
+                <w:rFonts w:ascii="Aptos Narrow" w:hAnsi="Aptos Narrow"/>
+                <w:color w:val="000000"/>
+              </w:rPr>
+              <w:t>-361.01</w:t>
+            </w:r>
+          </w:p>
+        </w:tc>
+        <w:tc>
+          <w:tcPr>
+            <w:tcW w:w="0" w:type="auto"/>
+            <w:tcBorders>
+              <w:top w:val="nil"/>
+              <w:left w:val="nil"/>
+              <w:right w:val="nil"/>
+            </w:tcBorders>
+            <w:noWrap/>
+            <w:vAlign w:val="bottom"/>
+            <w:hideMark/>
+          </w:tcPr>
+          <w:p>
+            <w:pPr>
+              <w:jc w:val="right"/>
+              <w:rPr>
+                <w:rFonts w:ascii="Aptos Narrow" w:eastAsia="Times New Roman" w:hAnsi="Aptos Narrow" w:cs="Times New Roman"/>
+                <w:color w:val="000000"/>
+                <w:kern w:val="0"/>
+                <w:lang w:eastAsia="en-GB"/>
+                <w14:ligatures w14:val="none"/>
+              </w:rPr>
+            </w:pPr>
+            <w:r>
+              <w:rPr>
+                <w:rFonts w:ascii="Aptos Narrow" w:hAnsi="Aptos Narrow"/>
+                <w:color w:val="000000"/>
+              </w:rPr>
+              <w:t>39.64</w:t>
+            </w:r>
+          </w:p>
+        </w:tc>
+        <w:tc>
+          <w:tcPr>
+            <w:tcW w:w="0" w:type="auto"/>
+            <w:tcBorders>
+              <w:top w:val="nil"/>
+              <w:left w:val="nil"/>
+              <w:right w:val="nil"/>
+            </w:tcBorders>
+            <w:noWrap/>
+            <w:vAlign w:val="bottom"/>
+            <w:hideMark/>
+          </w:tcPr>
+          <w:p>
+            <w:pPr>
+              <w:jc w:val="right"/>
+              <w:rPr>
+                <w:rFonts w:ascii="Aptos Narrow" w:eastAsia="Times New Roman" w:hAnsi="Aptos Narrow" w:cs="Times New Roman"/>
+                <w:color w:val="000000"/>
+                <w:kern w:val="0"/>
+                <w:lang w:eastAsia="en-GB"/>
+                <w14:ligatures w14:val="none"/>
+              </w:rPr>
+            </w:pPr>
+            <w:r>
+              <w:rPr>
+                <w:rFonts w:ascii="Aptos Narrow" w:hAnsi="Aptos Narrow"/>
+                <w:color w:val="000000"/>
+              </w:rPr>
+              <w:t>-7462.92</w:t>
+            </w:r>
+          </w:p>
+        </w:tc>
+        <w:tc>
+          <w:tcPr>
+            <w:tcW w:w="0" w:type="auto"/>
+            <w:tcBorders>
+              <w:top w:val="nil"/>
+              <w:left w:val="nil"/>
+              <w:right w:val="nil"/>
+            </w:tcBorders>
+            <w:noWrap/>
+            <w:vAlign w:val="bottom"/>
+            <w:hideMark/>
+          </w:tcPr>
+          <w:p>
+            <w:pPr>
+              <w:jc w:val="right"/>
+              <w:rPr>
+                <w:rFonts w:ascii="Aptos Narrow" w:eastAsia="Times New Roman" w:hAnsi="Aptos Narrow" w:cs="Times New Roman"/>
+                <w:color w:val="000000"/>
+                <w:kern w:val="0"/>
+                <w:lang w:eastAsia="en-GB"/>
+                <w14:ligatures w14:val="none"/>
+              </w:rPr>
+            </w:pPr>
+            <w:r>
+              <w:rPr>
+                <w:rFonts w:ascii="Aptos Narrow" w:hAnsi="Aptos Narrow"/>
+                <w:color w:val="000000"/>
+              </w:rPr>
+              <w:t>27.69</w:t>
+            </w:r>
+          </w:p>
+        </w:tc>
+        <w:tc>
+          <w:tcPr>
+            <w:tcW w:w="0" w:type="auto"/>
+            <w:tcBorders>
+              <w:top w:val="nil"/>
+              <w:left w:val="nil"/>
+              <w:right w:val="nil"/>
+            </w:tcBorders>
+            <w:noWrap/>
+            <w:vAlign w:val="bottom"/>
+            <w:hideMark/>
+          </w:tcPr>
+          <w:p>
+            <w:pPr>
+              <w:jc w:val="right"/>
+              <w:rPr>
+                <w:rFonts w:ascii="Aptos Narrow" w:eastAsia="Times New Roman" w:hAnsi="Aptos Narrow" w:cs="Times New Roman"/>
+                <w:color w:val="000000"/>
+                <w:kern w:val="0"/>
+                <w:lang w:eastAsia="en-GB"/>
+                <w14:ligatures w14:val="none"/>
+              </w:rPr>
+            </w:pPr>
+            <w:r>
+              <w:rPr>
+                <w:rFonts w:ascii="Aptos Narrow" w:hAnsi="Aptos Narrow"/>
+                <w:color w:val="000000"/>
+              </w:rPr>
+              <w:t>206.48</w:t>
+            </w:r>
+          </w:p>
+        </w:tc>
+        <w:tc>
+          <w:tcPr>
+            <w:tcW w:w="0" w:type="auto"/>
+            <w:tcBorders>
+              <w:top w:val="nil"/>
+              <w:left w:val="nil"/>
+              <w:right w:val="nil"/>
+            </w:tcBorders>
+            <w:noWrap/>
+            <w:vAlign w:val="bottom"/>
+            <w:hideMark/>
+          </w:tcPr>
+          <w:p>
+            <w:pPr>
+              <w:jc w:val="right"/>
+              <w:rPr>
+                <w:rFonts w:ascii="Aptos Narrow" w:eastAsia="Times New Roman" w:hAnsi="Aptos Narrow" w:cs="Times New Roman"/>
+                <w:color w:val="000000"/>
+                <w:kern w:val="0"/>
+                <w:lang w:eastAsia="en-GB"/>
+                <w14:ligatures w14:val="none"/>
+              </w:rPr>
+            </w:pPr>
+            <w:r>
+              <w:rPr>
+                <w:rFonts w:ascii="Aptos Narrow" w:hAnsi="Aptos Narrow"/>
+                <w:color w:val="000000"/>
+              </w:rPr>
+              <w:t>2.04</w:t>
+            </w:r>
+          </w:p>
+        </w:tc>
+        <w:tc>
+          <w:tcPr>
+            <w:tcW w:w="0" w:type="auto"/>
+            <w:tcBorders>
+              <w:top w:val="nil"/>
+              <w:left w:val="nil"/>
+              <w:right w:val="nil"/>
+            </w:tcBorders>
+            <w:noWrap/>
+            <w:vAlign w:val="bottom"/>
+            <w:hideMark/>
+          </w:tcPr>
+          <w:p>
+            <w:pPr>
+              <w:jc w:val="right"/>
+              <w:rPr>
+                <w:rFonts w:ascii="Aptos Narrow" w:eastAsia="Times New Roman" w:hAnsi="Aptos Narrow" w:cs="Times New Roman"/>
+                <w:color w:val="000000"/>
+                <w:kern w:val="0"/>
+                <w:lang w:eastAsia="en-GB"/>
+                <w14:ligatures w14:val="none"/>
+              </w:rPr>
+            </w:pPr>
+            <w:r>
+              <w:rPr>
+                <w:rFonts w:ascii="Aptos Narrow" w:hAnsi="Aptos Narrow"/>
+                <w:color w:val="000000"/>
+              </w:rPr>
+              <w:t>14925.84</w:t>
+            </w:r>
+          </w:p>
+        </w:tc>
+        <w:tc>
+          <w:tcPr>
+            <w:tcW w:w="0" w:type="auto"/>
+            <w:tcBorders>
+              <w:top w:val="nil"/>
+              <w:left w:val="nil"/>
+              <w:right w:val="nil"/>
+            </w:tcBorders>
+            <w:noWrap/>
+            <w:vAlign w:val="bottom"/>
+            <w:hideMark/>
+          </w:tcPr>
+          <w:p>
+            <w:pPr>
+              <w:jc w:val="right"/>
+              <w:rPr>
+                <w:rFonts w:ascii="Aptos Narrow" w:eastAsia="Times New Roman" w:hAnsi="Aptos Narrow" w:cs="Times New Roman"/>
+                <w:color w:val="000000"/>
+                <w:kern w:val="0"/>
+                <w:lang w:eastAsia="en-GB"/>
+                <w14:ligatures w14:val="none"/>
+              </w:rPr>
+            </w:pPr>
+            <w:r>
+              <w:rPr>
+                <w:rFonts w:ascii="Aptos Narrow" w:hAnsi="Aptos Narrow"/>
+                <w:color w:val="000000"/>
+              </w:rPr>
+              <w:t>55.38</w:t>
             </w:r>
           </w:p>
         </w:tc>
@@ -1660,7 +1606,19 @@
                 <w:lang w:eastAsia="en-GB"/>
                 <w14:ligatures w14:val="none"/>
               </w:rPr>
-              <w:t>MLD_obs</w:t>
+              <w:t>MLD_</w:t>
+            </w:r>
+            <w:r>
+              <w:rPr>
+                <w:rFonts w:ascii="Aptos Narrow" w:eastAsia="Times New Roman" w:hAnsi="Aptos Narrow" w:cs="Times New Roman"/>
+                <w:b/>
+                <w:bCs/>
+                <w:color w:val="000000"/>
+                <w:kern w:val="0"/>
+                <w:lang w:eastAsia="en-GB"/>
+                <w14:ligatures w14:val="none"/>
+              </w:rPr>
+              <w:t>vars</w:t>
             </w:r>
             <w:proofErr w:type="spellEnd"/>
             <w:r>
@@ -1673,33 +1631,31 @@
                 <w:lang w:eastAsia="en-GB"/>
                 <w14:ligatures w14:val="none"/>
               </w:rPr>
-              <w:t xml:space="preserve"> + </w:t>
-            </w:r>
-            <w:proofErr w:type="spellStart"/>
-            <w:r>
-              <w:rPr>
-                <w:rFonts w:ascii="Aptos Narrow" w:eastAsia="Times New Roman" w:hAnsi="Aptos Narrow" w:cs="Times New Roman"/>
-                <w:b/>
-                <w:bCs/>
-                <w:color w:val="000000"/>
-                <w:kern w:val="0"/>
-                <w:lang w:eastAsia="en-GB"/>
-                <w14:ligatures w14:val="none"/>
-              </w:rPr>
-              <w:t>MLD_pred</w:t>
-            </w:r>
-            <w:proofErr w:type="spellEnd"/>
-            <w:r>
-              <w:rPr>
-                <w:rFonts w:ascii="Aptos Narrow" w:eastAsia="Times New Roman" w:hAnsi="Aptos Narrow" w:cs="Times New Roman"/>
-                <w:b/>
-                <w:bCs/>
-                <w:color w:val="000000"/>
-                <w:kern w:val="0"/>
-                <w:lang w:eastAsia="en-GB"/>
-                <w14:ligatures w14:val="none"/>
-              </w:rPr>
-              <w:t xml:space="preserve"> + time + month</w:t>
+              <w:t xml:space="preserve"> </w:t>
+            </w:r>
+            <w:r>
+              <w:rPr>
+                <w:rFonts w:ascii="Aptos Narrow" w:eastAsia="Times New Roman" w:hAnsi="Aptos Narrow" w:cs="Times New Roman"/>
+                <w:b/>
+                <w:bCs/>
+                <w:color w:val="000000"/>
+                <w:kern w:val="0"/>
+                <w:lang w:eastAsia="en-GB"/>
+                <w14:ligatures w14:val="none"/>
+              </w:rPr>
+              <w:t xml:space="preserve">+ </w:t>
+            </w:r>
+            <w:r>
+              <w:rPr>
+                <w:rFonts w:ascii="Aptos Narrow" w:eastAsia="Times New Roman" w:hAnsi="Aptos Narrow" w:cs="Times New Roman"/>
+                <w:b/>
+                <w:bCs/>
+                <w:color w:val="000000"/>
+                <w:kern w:val="0"/>
+                <w:lang w:eastAsia="en-GB"/>
+                <w14:ligatures w14:val="none"/>
+              </w:rPr>
+              <w:t>time + month</w:t>
             </w:r>
           </w:p>
         </w:tc>
@@ -1732,13 +1688,10 @@
             </w:pPr>
             <w:r>
               <w:rPr>
-                <w:rFonts w:ascii="Aptos Narrow" w:eastAsia="Times New Roman" w:hAnsi="Aptos Narrow" w:cs="Times New Roman"/>
-                <w:b/>
-                <w:bCs/>
-                <w:color w:val="000000"/>
-                <w:kern w:val="0"/>
-                <w:lang w:eastAsia="en-GB"/>
-                <w14:ligatures w14:val="none"/>
+                <w:rFonts w:ascii="Aptos Narrow" w:hAnsi="Aptos Narrow"/>
+                <w:b/>
+                <w:bCs/>
+                <w:color w:val="000000"/>
               </w:rPr>
               <w:t>0.00</w:t>
             </w:r>
@@ -1773,13 +1726,10 @@
             </w:pPr>
             <w:r>
               <w:rPr>
-                <w:rFonts w:ascii="Aptos Narrow" w:eastAsia="Times New Roman" w:hAnsi="Aptos Narrow" w:cs="Times New Roman"/>
-                <w:b/>
-                <w:bCs/>
-                <w:color w:val="000000"/>
-                <w:kern w:val="0"/>
-                <w:lang w:eastAsia="en-GB"/>
-                <w14:ligatures w14:val="none"/>
+                <w:rFonts w:ascii="Aptos Narrow" w:hAnsi="Aptos Narrow"/>
+                <w:b/>
+                <w:bCs/>
+                <w:color w:val="000000"/>
               </w:rPr>
               <w:t>0.00</w:t>
             </w:r>
@@ -1814,15 +1764,12 @@
             </w:pPr>
             <w:r>
               <w:rPr>
-                <w:rFonts w:ascii="Aptos Narrow" w:eastAsia="Times New Roman" w:hAnsi="Aptos Narrow" w:cs="Times New Roman"/>
-                <w:b/>
-                <w:bCs/>
-                <w:color w:val="000000"/>
-                <w:kern w:val="0"/>
-                <w:lang w:eastAsia="en-GB"/>
-                <w14:ligatures w14:val="none"/>
-              </w:rPr>
-              <w:t>5597.73</w:t>
+                <w:rFonts w:ascii="Aptos Narrow" w:hAnsi="Aptos Narrow"/>
+                <w:b/>
+                <w:bCs/>
+                <w:color w:val="000000"/>
+              </w:rPr>
+              <w:t>5713.96</w:t>
             </w:r>
           </w:p>
         </w:tc>
@@ -1855,15 +1802,12 @@
             </w:pPr>
             <w:r>
               <w:rPr>
-                <w:rFonts w:ascii="Aptos Narrow" w:eastAsia="Times New Roman" w:hAnsi="Aptos Narrow" w:cs="Times New Roman"/>
-                <w:b/>
-                <w:bCs/>
-                <w:color w:val="000000"/>
-                <w:kern w:val="0"/>
-                <w:lang w:eastAsia="en-GB"/>
-                <w14:ligatures w14:val="none"/>
-              </w:rPr>
-              <w:t>76.66</w:t>
+                <w:rFonts w:ascii="Aptos Narrow" w:hAnsi="Aptos Narrow"/>
+                <w:b/>
+                <w:bCs/>
+                <w:color w:val="000000"/>
+              </w:rPr>
+              <w:t>79.43</w:t>
             </w:r>
           </w:p>
         </w:tc>
@@ -1896,15 +1840,12 @@
             </w:pPr>
             <w:r>
               <w:rPr>
-                <w:rFonts w:ascii="Aptos Narrow" w:eastAsia="Times New Roman" w:hAnsi="Aptos Narrow" w:cs="Times New Roman"/>
-                <w:b/>
-                <w:bCs/>
-                <w:color w:val="000000"/>
-                <w:kern w:val="0"/>
-                <w:lang w:eastAsia="en-GB"/>
-                <w14:ligatures w14:val="none"/>
-              </w:rPr>
-              <w:t>538.42</w:t>
+                <w:rFonts w:ascii="Aptos Narrow" w:hAnsi="Aptos Narrow"/>
+                <w:b/>
+                <w:bCs/>
+                <w:color w:val="000000"/>
+              </w:rPr>
+              <w:t>450.04</w:t>
             </w:r>
           </w:p>
         </w:tc>
@@ -1937,15 +1878,12 @@
             </w:pPr>
             <w:r>
               <w:rPr>
-                <w:rFonts w:ascii="Aptos Narrow" w:eastAsia="Times New Roman" w:hAnsi="Aptos Narrow" w:cs="Times New Roman"/>
-                <w:b/>
-                <w:bCs/>
-                <w:color w:val="000000"/>
-                <w:kern w:val="0"/>
-                <w:lang w:eastAsia="en-GB"/>
-                <w14:ligatures w14:val="none"/>
-              </w:rPr>
-              <w:t>18.96</w:t>
+                <w:rFonts w:ascii="Aptos Narrow" w:hAnsi="Aptos Narrow"/>
+                <w:b/>
+                <w:bCs/>
+                <w:color w:val="000000"/>
+              </w:rPr>
+              <w:t>20.96</w:t>
             </w:r>
           </w:p>
         </w:tc>
@@ -1978,15 +1916,12 @@
             </w:pPr>
             <w:r>
               <w:rPr>
-                <w:rFonts w:ascii="Aptos Narrow" w:eastAsia="Times New Roman" w:hAnsi="Aptos Narrow" w:cs="Times New Roman"/>
-                <w:b/>
-                <w:bCs/>
-                <w:color w:val="000000"/>
-                <w:kern w:val="0"/>
-                <w:lang w:eastAsia="en-GB"/>
-                <w14:ligatures w14:val="none"/>
-              </w:rPr>
-              <w:t>-11195.46</w:t>
+                <w:rFonts w:ascii="Aptos Narrow" w:hAnsi="Aptos Narrow"/>
+                <w:b/>
+                <w:bCs/>
+                <w:color w:val="000000"/>
+              </w:rPr>
+              <w:t>-11427.92</w:t>
             </w:r>
           </w:p>
         </w:tc>
@@ -2019,15 +1954,12 @@
             </w:pPr>
             <w:r>
               <w:rPr>
-                <w:rFonts w:ascii="Aptos Narrow" w:eastAsia="Times New Roman" w:hAnsi="Aptos Narrow" w:cs="Times New Roman"/>
-                <w:b/>
-                <w:bCs/>
-                <w:color w:val="000000"/>
-                <w:kern w:val="0"/>
-                <w:lang w:eastAsia="en-GB"/>
-                <w14:ligatures w14:val="none"/>
-              </w:rPr>
-              <w:t>153.32</w:t>
+                <w:rFonts w:ascii="Aptos Narrow" w:hAnsi="Aptos Narrow"/>
+                <w:b/>
+                <w:bCs/>
+                <w:color w:val="000000"/>
+              </w:rPr>
+              <w:t>158.87</w:t>
             </w:r>
           </w:p>
         </w:tc>
@@ -2095,19 +2027,19 @@
                 <w:lang w:eastAsia="en-GB"/>
                 <w14:ligatures w14:val="none"/>
               </w:rPr>
-              <w:t>MLD_obs</w:t>
+              <w:t>MLD_</w:t>
+            </w:r>
+            <w:r>
+              <w:rPr>
+                <w:rFonts w:ascii="Aptos Narrow" w:eastAsia="Times New Roman" w:hAnsi="Aptos Narrow" w:cs="Times New Roman"/>
+                <w:color w:val="000000"/>
+                <w:kern w:val="0"/>
+                <w:lang w:eastAsia="en-GB"/>
+                <w14:ligatures w14:val="none"/>
+              </w:rPr>
+              <w:t>vars</w:t>
             </w:r>
             <w:proofErr w:type="spellEnd"/>
-            <w:r>
-              <w:rPr>
-                <w:rFonts w:ascii="Aptos Narrow" w:eastAsia="Times New Roman" w:hAnsi="Aptos Narrow" w:cs="Times New Roman"/>
-                <w:color w:val="000000"/>
-                <w:kern w:val="0"/>
-                <w:lang w:eastAsia="en-GB"/>
-                <w14:ligatures w14:val="none"/>
-              </w:rPr>
-              <w:t xml:space="preserve"> + time + month</w:t>
-            </w:r>
           </w:p>
         </w:tc>
         <w:tc>
@@ -2137,13 +2069,10 @@
             </w:pPr>
             <w:r>
               <w:rPr>
-                <w:rFonts w:ascii="Aptos Narrow" w:eastAsia="Times New Roman" w:hAnsi="Aptos Narrow" w:cs="Times New Roman"/>
-                <w:color w:val="000000"/>
-                <w:kern w:val="0"/>
-                <w:lang w:eastAsia="en-GB"/>
-                <w14:ligatures w14:val="none"/>
-              </w:rPr>
-              <w:t>-375.30</w:t>
+                <w:rFonts w:ascii="Aptos Narrow" w:hAnsi="Aptos Narrow"/>
+                <w:color w:val="000000"/>
+              </w:rPr>
+              <w:t>-491.53</w:t>
             </w:r>
           </w:p>
         </w:tc>
@@ -2174,13 +2103,10 @@
             </w:pPr>
             <w:r>
               <w:rPr>
-                <w:rFonts w:ascii="Aptos Narrow" w:eastAsia="Times New Roman" w:hAnsi="Aptos Narrow" w:cs="Times New Roman"/>
-                <w:color w:val="000000"/>
-                <w:kern w:val="0"/>
-                <w:lang w:eastAsia="en-GB"/>
-                <w14:ligatures w14:val="none"/>
-              </w:rPr>
-              <w:t>33.71</w:t>
+                <w:rFonts w:ascii="Aptos Narrow" w:hAnsi="Aptos Narrow"/>
+                <w:color w:val="000000"/>
+              </w:rPr>
+              <w:t>41.01</w:t>
             </w:r>
           </w:p>
         </w:tc>
@@ -2211,11 +2137,8 @@
             </w:pPr>
             <w:r>
               <w:rPr>
-                <w:rFonts w:ascii="Aptos Narrow" w:eastAsia="Times New Roman" w:hAnsi="Aptos Narrow" w:cs="Times New Roman"/>
-                <w:color w:val="000000"/>
-                <w:kern w:val="0"/>
-                <w:lang w:eastAsia="en-GB"/>
-                <w14:ligatures w14:val="none"/>
+                <w:rFonts w:ascii="Aptos Narrow" w:hAnsi="Aptos Narrow"/>
+                <w:color w:val="000000"/>
               </w:rPr>
               <w:t>5222.43</w:t>
             </w:r>
@@ -2248,11 +2171,8 @@
             </w:pPr>
             <w:r>
               <w:rPr>
-                <w:rFonts w:ascii="Aptos Narrow" w:eastAsia="Times New Roman" w:hAnsi="Aptos Narrow" w:cs="Times New Roman"/>
-                <w:color w:val="000000"/>
-                <w:kern w:val="0"/>
-                <w:lang w:eastAsia="en-GB"/>
-                <w14:ligatures w14:val="none"/>
+                <w:rFonts w:ascii="Aptos Narrow" w:hAnsi="Aptos Narrow"/>
+                <w:color w:val="000000"/>
               </w:rPr>
               <w:t>74.68</w:t>
             </w:r>
@@ -2285,11 +2205,8 @@
             </w:pPr>
             <w:r>
               <w:rPr>
-                <w:rFonts w:ascii="Aptos Narrow" w:eastAsia="Times New Roman" w:hAnsi="Aptos Narrow" w:cs="Times New Roman"/>
-                <w:color w:val="000000"/>
-                <w:kern w:val="0"/>
-                <w:lang w:eastAsia="en-GB"/>
-                <w14:ligatures w14:val="none"/>
+                <w:rFonts w:ascii="Aptos Narrow" w:hAnsi="Aptos Narrow"/>
+                <w:color w:val="000000"/>
               </w:rPr>
               <w:t>486.53</w:t>
             </w:r>
@@ -2322,11 +2239,8 @@
             </w:pPr>
             <w:r>
               <w:rPr>
-                <w:rFonts w:ascii="Aptos Narrow" w:eastAsia="Times New Roman" w:hAnsi="Aptos Narrow" w:cs="Times New Roman"/>
-                <w:color w:val="000000"/>
-                <w:kern w:val="0"/>
-                <w:lang w:eastAsia="en-GB"/>
-                <w14:ligatures w14:val="none"/>
+                <w:rFonts w:ascii="Aptos Narrow" w:hAnsi="Aptos Narrow"/>
+                <w:color w:val="000000"/>
               </w:rPr>
               <w:t>17.23</w:t>
             </w:r>
@@ -2359,11 +2273,8 @@
             </w:pPr>
             <w:r>
               <w:rPr>
-                <w:rFonts w:ascii="Aptos Narrow" w:eastAsia="Times New Roman" w:hAnsi="Aptos Narrow" w:cs="Times New Roman"/>
-                <w:color w:val="000000"/>
-                <w:kern w:val="0"/>
-                <w:lang w:eastAsia="en-GB"/>
-                <w14:ligatures w14:val="none"/>
+                <w:rFonts w:ascii="Aptos Narrow" w:hAnsi="Aptos Narrow"/>
+                <w:color w:val="000000"/>
               </w:rPr>
               <w:t>-10444.86</w:t>
             </w:r>
@@ -2396,11 +2307,8 @@
             </w:pPr>
             <w:r>
               <w:rPr>
-                <w:rFonts w:ascii="Aptos Narrow" w:eastAsia="Times New Roman" w:hAnsi="Aptos Narrow" w:cs="Times New Roman"/>
-                <w:color w:val="000000"/>
-                <w:kern w:val="0"/>
-                <w:lang w:eastAsia="en-GB"/>
-                <w14:ligatures w14:val="none"/>
+                <w:rFonts w:ascii="Aptos Narrow" w:hAnsi="Aptos Narrow"/>
+                <w:color w:val="000000"/>
               </w:rPr>
               <w:t>149.35</w:t>
             </w:r>
@@ -2500,13 +2408,10 @@
             </w:pPr>
             <w:r>
               <w:rPr>
-                <w:rFonts w:ascii="Aptos Narrow" w:eastAsia="Times New Roman" w:hAnsi="Aptos Narrow" w:cs="Times New Roman"/>
-                <w:color w:val="000000"/>
-                <w:kern w:val="0"/>
-                <w:lang w:eastAsia="en-GB"/>
-                <w14:ligatures w14:val="none"/>
-              </w:rPr>
-              <w:t>-678.29</w:t>
+                <w:rFonts w:ascii="Aptos Narrow" w:hAnsi="Aptos Narrow"/>
+                <w:color w:val="000000"/>
+              </w:rPr>
+              <w:t>-793.65</w:t>
             </w:r>
           </w:p>
         </w:tc>
@@ -2537,13 +2442,10 @@
             </w:pPr>
             <w:r>
               <w:rPr>
-                <w:rFonts w:ascii="Aptos Narrow" w:eastAsia="Times New Roman" w:hAnsi="Aptos Narrow" w:cs="Times New Roman"/>
-                <w:color w:val="000000"/>
-                <w:kern w:val="0"/>
-                <w:lang w:eastAsia="en-GB"/>
-                <w14:ligatures w14:val="none"/>
-              </w:rPr>
-              <w:t>46.18</w:t>
+                <w:rFonts w:ascii="Aptos Narrow" w:hAnsi="Aptos Narrow"/>
+                <w:color w:val="000000"/>
+              </w:rPr>
+              <w:t>46.33</w:t>
             </w:r>
           </w:p>
         </w:tc>
@@ -2574,13 +2476,10 @@
             </w:pPr>
             <w:r>
               <w:rPr>
-                <w:rFonts w:ascii="Aptos Narrow" w:eastAsia="Times New Roman" w:hAnsi="Aptos Narrow" w:cs="Times New Roman"/>
-                <w:color w:val="000000"/>
-                <w:kern w:val="0"/>
-                <w:lang w:eastAsia="en-GB"/>
-                <w14:ligatures w14:val="none"/>
-              </w:rPr>
-              <w:t>4919.44</w:t>
+                <w:rFonts w:ascii="Aptos Narrow" w:hAnsi="Aptos Narrow"/>
+                <w:color w:val="000000"/>
+              </w:rPr>
+              <w:t>4920.30</w:t>
             </w:r>
           </w:p>
         </w:tc>
@@ -2611,13 +2510,10 @@
             </w:pPr>
             <w:r>
               <w:rPr>
-                <w:rFonts w:ascii="Aptos Narrow" w:eastAsia="Times New Roman" w:hAnsi="Aptos Narrow" w:cs="Times New Roman"/>
-                <w:color w:val="000000"/>
-                <w:kern w:val="0"/>
-                <w:lang w:eastAsia="en-GB"/>
-                <w14:ligatures w14:val="none"/>
-              </w:rPr>
-              <w:t>79.40</w:t>
+                <w:rFonts w:ascii="Aptos Narrow" w:hAnsi="Aptos Narrow"/>
+                <w:color w:val="000000"/>
+              </w:rPr>
+              <w:t>79.15</w:t>
             </w:r>
           </w:p>
         </w:tc>
@@ -2648,13 +2544,10 @@
             </w:pPr>
             <w:r>
               <w:rPr>
-                <w:rFonts w:ascii="Aptos Narrow" w:eastAsia="Times New Roman" w:hAnsi="Aptos Narrow" w:cs="Times New Roman"/>
-                <w:color w:val="000000"/>
-                <w:kern w:val="0"/>
-                <w:lang w:eastAsia="en-GB"/>
-                <w14:ligatures w14:val="none"/>
-              </w:rPr>
-              <w:t>459.90</w:t>
+                <w:rFonts w:ascii="Aptos Narrow" w:hAnsi="Aptos Narrow"/>
+                <w:color w:val="000000"/>
+              </w:rPr>
+              <w:t>460.57</w:t>
             </w:r>
           </w:p>
         </w:tc>
@@ -2685,13 +2578,10 @@
             </w:pPr>
             <w:r>
               <w:rPr>
-                <w:rFonts w:ascii="Aptos Narrow" w:eastAsia="Times New Roman" w:hAnsi="Aptos Narrow" w:cs="Times New Roman"/>
-                <w:color w:val="000000"/>
-                <w:kern w:val="0"/>
-                <w:lang w:eastAsia="en-GB"/>
-                <w14:ligatures w14:val="none"/>
-              </w:rPr>
-              <w:t>20.99</w:t>
+                <w:rFonts w:ascii="Aptos Narrow" w:hAnsi="Aptos Narrow"/>
+                <w:color w:val="000000"/>
+              </w:rPr>
+              <w:t>20.12</w:t>
             </w:r>
           </w:p>
         </w:tc>
@@ -2722,13 +2612,10 @@
             </w:pPr>
             <w:r>
               <w:rPr>
-                <w:rFonts w:ascii="Aptos Narrow" w:eastAsia="Times New Roman" w:hAnsi="Aptos Narrow" w:cs="Times New Roman"/>
-                <w:color w:val="000000"/>
-                <w:kern w:val="0"/>
-                <w:lang w:eastAsia="en-GB"/>
-                <w14:ligatures w14:val="none"/>
-              </w:rPr>
-              <w:t>-9838.88</w:t>
+                <w:rFonts w:ascii="Aptos Narrow" w:hAnsi="Aptos Narrow"/>
+                <w:color w:val="000000"/>
+              </w:rPr>
+              <w:t>-9840.61</w:t>
             </w:r>
           </w:p>
         </w:tc>
@@ -2759,13 +2646,10 @@
             </w:pPr>
             <w:r>
               <w:rPr>
-                <w:rFonts w:ascii="Aptos Narrow" w:eastAsia="Times New Roman" w:hAnsi="Aptos Narrow" w:cs="Times New Roman"/>
-                <w:color w:val="000000"/>
-                <w:kern w:val="0"/>
-                <w:lang w:eastAsia="en-GB"/>
-                <w14:ligatures w14:val="none"/>
-              </w:rPr>
-              <w:t>158.80</w:t>
+                <w:rFonts w:ascii="Aptos Narrow" w:hAnsi="Aptos Narrow"/>
+                <w:color w:val="000000"/>
+              </w:rPr>
+              <w:t>158.31</w:t>
             </w:r>
           </w:p>
         </w:tc>
@@ -2816,7 +2700,84 @@
           <w:sz w:val="28"/>
           <w:szCs w:val="28"/>
         </w:rPr>
-        <w:t>-a enhancement, %; Gamma-distributed), for nested smoothers of time and month, and including observed mixed layer depth mean and anomaly (</w:t>
+        <w:t xml:space="preserve">-a enhancement, %; Gamma-distributed), for nested </w:t>
+      </w:r>
+      <w:r>
+        <w:rPr>
+          <w:sz w:val="28"/>
+          <w:szCs w:val="28"/>
+        </w:rPr>
+        <w:t xml:space="preserve">models with </w:t>
+      </w:r>
+      <w:r>
+        <w:rPr>
+          <w:sz w:val="28"/>
+          <w:szCs w:val="28"/>
+        </w:rPr>
+        <w:t>smoothers</w:t>
+      </w:r>
+      <w:r>
+        <w:rPr>
+          <w:sz w:val="28"/>
+          <w:szCs w:val="28"/>
+        </w:rPr>
+        <w:t xml:space="preserve"> for </w:t>
+      </w:r>
+      <w:r>
+        <w:rPr>
+          <w:sz w:val="28"/>
+          <w:szCs w:val="28"/>
+        </w:rPr>
+        <w:t xml:space="preserve">the </w:t>
+      </w:r>
+      <w:r>
+        <w:rPr>
+          <w:sz w:val="28"/>
+          <w:szCs w:val="28"/>
+        </w:rPr>
+        <w:t xml:space="preserve">mixed layer </w:t>
+      </w:r>
+      <w:r>
+        <w:rPr>
+          <w:sz w:val="28"/>
+          <w:szCs w:val="28"/>
+        </w:rPr>
+        <w:t xml:space="preserve">climatology (monthly </w:t>
+      </w:r>
+      <w:r>
+        <w:rPr>
+          <w:sz w:val="28"/>
+          <w:szCs w:val="28"/>
+        </w:rPr>
+        <w:t>mean</w:t>
+      </w:r>
+      <w:r>
+        <w:rPr>
+          <w:sz w:val="28"/>
+          <w:szCs w:val="28"/>
+        </w:rPr>
+        <w:t xml:space="preserve">), </w:t>
+      </w:r>
+      <w:r>
+        <w:rPr>
+          <w:sz w:val="28"/>
+          <w:szCs w:val="28"/>
+        </w:rPr>
+        <w:t>anomaly, and long-term trend</w:t>
+      </w:r>
+      <w:r>
+        <w:rPr>
+          <w:sz w:val="28"/>
+          <w:szCs w:val="28"/>
+        </w:rPr>
+        <w:t xml:space="preserve"> of time and month</w:t>
+      </w:r>
+      <w:r>
+        <w:rPr>
+          <w:sz w:val="28"/>
+          <w:szCs w:val="28"/>
+        </w:rPr>
+        <w:t xml:space="preserve"> (</w:t>
       </w:r>
       <w:proofErr w:type="spellStart"/>
       <w:r>
@@ -2824,7 +2785,7 @@
           <w:sz w:val="28"/>
           <w:szCs w:val="28"/>
         </w:rPr>
-        <w:t>MLD_obs</w:t>
+        <w:t>MLD_vars</w:t>
       </w:r>
       <w:proofErr w:type="spellEnd"/>
       <w:r>
@@ -2832,23 +2793,28 @@
           <w:sz w:val="28"/>
           <w:szCs w:val="28"/>
         </w:rPr>
-        <w:t>), and the long-term MLD trend (</w:t>
+        <w:t>)</w:t>
       </w:r>
-      <w:proofErr w:type="spellStart"/>
       <w:r>
         <w:rPr>
           <w:sz w:val="28"/>
           <w:szCs w:val="28"/>
         </w:rPr>
-        <w:t>MLD_pred</w:t>
+        <w:t xml:space="preserve">, and </w:t>
       </w:r>
-      <w:proofErr w:type="spellEnd"/>
       <w:r>
         <w:rPr>
           <w:sz w:val="28"/>
           <w:szCs w:val="28"/>
         </w:rPr>
-        <w:t>). Top-ranked models have the lowest Bayesian LOO of expected log pointwise predictive density (</w:t>
+        <w:t xml:space="preserve">temporal smooths (time + month). </w:t>
+      </w:r>
+      <w:r>
+        <w:rPr>
+          <w:sz w:val="28"/>
+          <w:szCs w:val="28"/>
+        </w:rPr>
+        <w:t>Top-ranked models have the lowest Bayesian LOO of expected log pointwise predictive density (</w:t>
       </w:r>
       <w:proofErr w:type="spellStart"/>
       <w:r>
